--- a/project-work-summary-management.docx
+++ b/project-work-summary-management.docx
@@ -8058,7 +8058,13 @@
         <w:rPr>
           <w:rFonts w:ascii="Aptos" w:hAnsi="Aptos"/>
         </w:rPr>
-        <w:t>The estimates above are planning estimates based on the updated workflow volumes provided, the observed final files, and the actual manual steps these projects replace. They are intended for management planning and proposal value discussion, not as a time-clock record.</w:t>
+        <w:t>The estimates above are planning estimates based on the updated workflow volumes provided, the observed final files, and the actual manual steps these projects replace. They are intended for management planning and proposal value discussion</w:t>
+      </w:r>
+      <w:r>
+        <w:rPr>
+          <w:rFonts w:ascii="Aptos" w:hAnsi="Aptos"/>
+        </w:rPr>
+        <w:t>.</w:t>
       </w:r>
     </w:p>
     <w:sectPr>

--- a/project-work-summary-management.docx
+++ b/project-work-summary-management.docx
@@ -1189,7 +1189,33 @@
           <w:rFonts w:ascii="Aptos" w:hAnsi="Aptos"/>
         </w:rPr>
         <w:lastRenderedPageBreak/>
-        <w:t>question assessment; the current HTML build contains 156 configured questions across 16 sections, including mostly True/False items and two multiple-choice items.</w:t>
+        <w:t xml:space="preserve">question assessment; the current HTML </w:t>
+      </w:r>
+      <w:proofErr w:type="gramStart"/>
+      <w:r>
+        <w:rPr>
+          <w:rFonts w:ascii="Aptos" w:hAnsi="Aptos"/>
+        </w:rPr>
+        <w:t>build</w:t>
+      </w:r>
+      <w:proofErr w:type="gramEnd"/>
+      <w:r>
+        <w:rPr>
+          <w:rFonts w:ascii="Aptos" w:hAnsi="Aptos"/>
+        </w:rPr>
+        <w:t xml:space="preserve"> contains 156 configured questions across 16 sections, including</w:t>
+      </w:r>
+      <w:r>
+        <w:rPr>
+          <w:rFonts w:ascii="Aptos" w:hAnsi="Aptos"/>
+        </w:rPr>
+        <w:t xml:space="preserve"> </w:t>
+      </w:r>
+      <w:r>
+        <w:rPr>
+          <w:rFonts w:ascii="Aptos" w:hAnsi="Aptos"/>
+        </w:rPr>
+        <w:t>True/False items and multiple-choice items.</w:t>
       </w:r>
     </w:p>
     <w:p>
@@ -1259,7 +1285,21 @@
         <w:rPr>
           <w:rFonts w:ascii="Aptos" w:hAnsi="Aptos"/>
         </w:rPr>
-        <w:t>Automated email-result delivery support for caregiver and supervisor notification.</w:t>
+        <w:t xml:space="preserve">Automated email-result delivery support for </w:t>
+      </w:r>
+      <w:proofErr w:type="gramStart"/>
+      <w:r>
+        <w:rPr>
+          <w:rFonts w:ascii="Aptos" w:hAnsi="Aptos"/>
+        </w:rPr>
+        <w:t>employee</w:t>
+      </w:r>
+      <w:proofErr w:type="gramEnd"/>
+      <w:r>
+        <w:rPr>
+          <w:rFonts w:ascii="Aptos" w:hAnsi="Aptos"/>
+        </w:rPr>
+        <w:t xml:space="preserve"> and supervisor notification.</w:t>
       </w:r>
     </w:p>
     <w:p>
